--- a/companies/northgate-staffing/People/2019.11.19 - Onboarding - Larry Russell.docx
+++ b/companies/northgate-staffing/People/2019.11.19 - Onboarding - Larry Russell.docx
@@ -7,27 +7,56 @@
         <w:pStyle w:val="Heading1"/>
       </w:pPr>
       <w:r>
-        <w:t>Onboarding Record: Larry Russell, Research Associate</w:t>
+        <w:t>Welcome to the Firm: Larry Russell</w:t>
       </w:r>
     </w:p>
     <w:p>
       <w:r>
-        <w:t>Larry Russell joins the Search practice as a Research Associate on the research bench, working to the consultant carrying each assignment. He interviewed the way he apparently works: he was asked what was wrong with a sample market map and he told us, in about forty seconds, without softening any of it. Three of those criticisms were right. We hired him for that and not in spite of it.</w:t>
+        <w:t>Welcome to Northgate Talent Partners, Larry Russell. We are glad you have joined us, and we think you will fit the bench well. Settle in at your own pace; the work you are best at rewards a steady start over a fast one.</w:t>
       </w:r>
     </w:p>
     <w:p>
       <w:r>
-        <w:t>So the useful thing to say at the start is where that lands well and where it does not. Internally, it lands well. A consultant who is being told early that a slate is thin has time to do something about it, and an associate who pads a weak list to keep the room comfortable costs us a month. Larry Russell should keep flagging the weak one on the first read, every time, and he should expect to be listened to.</w:t>
+        <w:t>You come aboard as a Research Associate on the Search team, and you arrive with a temperament we prize, which is patience. Some of our mandates are long-lead searches, the ones where the right person has to be coaxed into a first conversation over weeks rather than days. Those are the searches we will trust to you. Your notes, we are told, are steady and unhurried, and you never put a candidate's name where a role will do. That care is the firm's whole reputation, held one line at a time. You will report to Sandra Fuentes, Principal, who leads our research effort and will match you to your searches.</w:t>
       </w:r>
     </w:p>
     <w:p>
       <w:r>
-        <w:t>Outside, it goes through a consultant first. Nothing he writes reaches a client in his own words for a while, and that is not a comment on the judgment. A client hears a verdict differently than a colleague does: the same sentence that saves a consultant two weeks will read to a hiring executive as though we have given up on his search in the fourth week. Translating one into the other is real work rather than decoration, and it is most of what the senior people here are doing when they rewrite a note he thought was finished.</w:t>
+        <w:t>A note on how we carry ourselves, so it is yours from the start. We are a retained house, and we would rather run a search slowly and well than quickly and thin. Clients come to us for the seats that cannot afford a wrong hire, and they give us the room to do it right. You will not be pushed toward a weak name here, and you should never push yourself toward one either.</w:t>
       </w:r>
     </w:p>
     <w:p>
       <w:r>
-        <w:t>The rest of the ceremony he will find tedious mostly exists for a reason, though he is welcome to ask what the reason is and to be told. The one part that is not negotiable is discretion. Candidates are described by the seat they hold and not by name in anything that circulates, and there is no version of that rule he gets to shortcut because the note was going to someone he trusts or because the person had already half guessed it. Practical items. Desk, telephone, and files are ready before he arrives, and anything missing goes to the office rather than being worked around quietly for a month. Notes into the assignment file the same day as the call; short is fine, absent is not. First-week reviews and the thirty-day conversation are with Kelly Chavez.</w:t>
+        <w:t>To help you settle in, a few things for the first weeks:</w:t>
+      </w:r>
+    </w:p>
+    <w:p>
+      <w:pPr>
+        <w:pStyle w:val="ListBullet"/>
+      </w:pPr>
+      <w:r>
+        <w:t>Sandra will start you on a live mandate soon, and likely one of the patient kind, so you can work at the pace that suits you.</w:t>
+      </w:r>
+    </w:p>
+    <w:p>
+      <w:pPr>
+        <w:pStyle w:val="ListBullet"/>
+      </w:pPr>
+      <w:r>
+        <w:t>Keep to our discretion without exception. A candidate is a seat until they are truly in play, in every note and every message.</w:t>
+      </w:r>
+    </w:p>
+    <w:p>
+      <w:pPr>
+        <w:pStyle w:val="ListBullet"/>
+      </w:pPr>
+      <w:r>
+        <w:t>Take the time a good search needs. No one here will rush you toward a name you do not believe in.</w:t>
+      </w:r>
+    </w:p>
+    <w:p>
+      <w:r>
+        <w:t>Your first step is to sit down with Sandra Fuentes this week and take up your opening search. Anything else, bring it to any of us. Kelly Chavez is glad to have you with us, Larry. Welcome to the firm.</w:t>
       </w:r>
     </w:p>
     <w:sectPr>

--- a/companies/northgate-staffing/People/2019.11.19 - Onboarding - Larry Russell.docx
+++ b/companies/northgate-staffing/People/2019.11.19 - Onboarding - Larry Russell.docx
@@ -7,27 +7,27 @@
         <w:pStyle w:val="Heading1"/>
       </w:pPr>
       <w:r>
-        <w:t>Welcome to the Firm: Larry Russell</w:t>
+        <w:t>Larry Russell, Research Associate</w:t>
       </w:r>
     </w:p>
     <w:p>
       <w:r>
-        <w:t>Welcome to Northgate Talent Partners, Larry Russell. We are glad you have joined us, and we think you will fit the bench well. Settle in at your own pace; the work you are best at rewards a steady start over a fast one.</w:t>
+        <w:t>Larry Russell joined the search practice on Monday as a Research Associate, and we are glad to have him. Take this as the file copy and as a welcome. Four of us met him separately before the offer went out, and what came back each time was a note about temperament rather than technique, which does not happen often and which, for this seat, is the right way round.</w:t>
       </w:r>
     </w:p>
     <w:p>
       <w:r>
-        <w:t>You come aboard as a Research Associate on the Search team, and you arrive with a temperament we prize, which is patience. Some of our mandates are long-lead searches, the ones where the right person has to be coaxed into a first conversation over weeks rather than days. Those are the searches we will trust to you. Your notes, we are told, are steady and unhurried, and you never put a candidate's name where a role will do. That care is the firm's whole reputation, held one line at a time. You will report to Sandra Fuentes, Principal, who leads our research effort and will match you to your searches.</w:t>
+        <w:t>Larry has the hard end of the list. Every search reaches a stretch where the obvious people have said no, the client is getting anxious, and the work becomes ringing someone who declined in the spring to ask what has changed since. Most people are not built for that. He is patient with a slow process and comfortable going back a second time, and he would rather make the call than write around it. He reports to Sandra Fuentes, Principal. She sets what he works and in what order.</w:t>
       </w:r>
     </w:p>
     <w:p>
       <w:r>
-        <w:t>A note on how we carry ourselves, so it is yours from the start. We are a retained house, and we would rather run a search slowly and well than quickly and thin. Clients come to us for the seats that cannot afford a wrong hire, and they give us the room to do it right. You will not be pushed toward a weak name here, and you should never push yourself toward one either.</w:t>
+        <w:t>It is worth saying plainly why the firm pays for patience. From the outside, a search that ends well looks like a lucky introduction. From the inside it is a long run of conversations that went nowhere and one that did not, and nobody is owed that last one. It is earned by working the list after the interesting part is over, and by leaving the kind of impression that lets us call the same person again next year about something else entirely.</w:t>
       </w:r>
     </w:p>
     <w:p>
       <w:r>
-        <w:t>To help you settle in, a few things for the first weeks:</w:t>
+        <w:t>Three things for the first month:</w:t>
       </w:r>
     </w:p>
     <w:p>
@@ -35,7 +35,7 @@
         <w:pStyle w:val="ListBullet"/>
       </w:pPr>
       <w:r>
-        <w:t>Sandra will start you on a live mandate soon, and likely one of the patient kind, so you can work at the pace that suits you.</w:t>
+        <w:t>1. Discretion is the house rule and it does not bend. Outside the search file a candidate is the job they hold now, never a name.</w:t>
       </w:r>
     </w:p>
     <w:p>
@@ -43,7 +43,7 @@
         <w:pStyle w:val="ListBullet"/>
       </w:pPr>
       <w:r>
-        <w:t>Keep to our discretion without exception. A candidate is a seat until they are truly in play, in every note and every message.</w:t>
+        <w:t>2. A call is not a record until it is written down. Summarizing it in a handful of lines is fine, as long as the lines are in the file the same day, because the consultant reading them on a Sunday cannot ring you to ask what you meant.</w:t>
       </w:r>
     </w:p>
     <w:p>
@@ -51,12 +51,12 @@
         <w:pStyle w:val="ListBullet"/>
       </w:pPr>
       <w:r>
-        <w:t>Take the time a good search needs. No one here will rush you toward a name you do not believe in.</w:t>
+        <w:t>3. When a prospect asks who the client is, that answer comes from the consultant carrying the search.</w:t>
       </w:r>
     </w:p>
     <w:p>
       <w:r>
-        <w:t>Your first step is to sit down with Sandra Fuentes this week and take up your opening search. Anything else, bring it to any of us. Kelly Chavez is glad to have you with us, Larry. Welcome to the firm.</w:t>
+        <w:t>Kelly Chavez will take an hour with him in the next fortnight on how this firm describes a candidate to a client and what we will not put in writing. That hour is the one conversation here nobody skips. Before then, Sandra Fuentes hands over the specification and the target list on an open assignment Thursday morning, and he should expect to be on the telephone with it before the week is out.</w:t>
       </w:r>
     </w:p>
     <w:sectPr>
